--- a/docs/exports/EcoMind-AI-Project-Guide.docx
+++ b/docs/exports/EcoMind-AI-Project-Guide.docx
@@ -4782,12 +4782,6 @@
       </w:r>
       <w:r>
         <w:t xml:space="preserve">were never tried with real services.</w:t>
-      </w:r>
-      <w:r>
-        <w:t xml:space="preserve"> </w:t>
-      </w:r>
-      <w:r>
-        <w:t xml:space="preserve">- A collector who is assigned an incident cannot open it (decision pending).</w:t>
       </w:r>
       <w:r>
         <w:t xml:space="preserve"> </w:t>

--- a/docs/exports/EcoMind-AI-Project-Guide.docx
+++ b/docs/exports/EcoMind-AI-Project-Guide.docx
@@ -21,7 +21,7 @@
         <w:p>
           <w:r>
             <w:fldChar w:fldCharType="begin" w:dirty="true"/>
-            <w:instrText xml:space="preserve">TOC \o "1-2" \h \z \u</w:instrText>
+            <w:instrText xml:space="preserve">TOC \o "1-3" \h \z \u</w:instrText>
             <w:fldChar w:fldCharType="separate"/>
             <w:fldChar w:fldCharType="end"/>
           </w:r>
@@ -3457,7 +3457,7 @@
               <w:t xml:space="preserve"> </w:t>
             </w:r>
             <w:r>
-              <w:t xml:space="preserve">holds database changes 0001–0016.</w:t>
+              <w:t xml:space="preserve">holds database changes 0001–0017.</w:t>
             </w:r>
             <w:r>
               <w:t xml:space="preserve"> </w:t>
@@ -4592,6 +4592,60 @@
           <w:b/>
           <w:bCs/>
         </w:rPr>
+        <w:t xml:space="preserve">Demo accounts (optional, never production):</w:t>
+      </w:r>
+      <w:r>
+        <w:t xml:space="preserve"> </w:t>
+      </w:r>
+      <w:r>
+        <w:rPr>
+          <w:rStyle w:val="VerbatimChar"/>
+        </w:rPr>
+        <w:t xml:space="preserve">DEMO_PASSWORD='&lt;your password&gt;' python -m app.cli seed-demo-accounts</w:t>
+      </w:r>
+      <w:r>
+        <w:t xml:space="preserve"> </w:t>
+      </w:r>
+      <w:r>
+        <w:t xml:space="preserve">creates six labelled sign-ins (admin, manager, collector, operator, citizen, verifier at</w:t>
+      </w:r>
+      <w:r>
+        <w:t xml:space="preserve"> </w:t>
+      </w:r>
+      <w:r>
+        <w:rPr>
+          <w:rStyle w:val="VerbatimChar"/>
+        </w:rPr>
+        <w:t xml:space="preserve">example.org</w:t>
+      </w:r>
+      <w:r>
+        <w:t xml:space="preserve">); re-run with</w:t>
+      </w:r>
+      <w:r>
+        <w:t xml:space="preserve"> </w:t>
+      </w:r>
+      <w:r>
+        <w:rPr>
+          <w:rStyle w:val="VerbatimChar"/>
+        </w:rPr>
+        <w:t xml:space="preserve">--reset-passwords</w:t>
+      </w:r>
+      <w:r>
+        <w:t xml:space="preserve"> </w:t>
+      </w:r>
+      <w:r>
+        <w:t xml:space="preserve">to change the shared password.</w:t>
+      </w:r>
+    </w:p>
+    <w:p>
+      <w:pPr>
+        <w:pStyle w:val="BodyText"/>
+      </w:pPr>
+      <w:r>
+        <w:rPr>
+          <w:b/>
+          <w:bCs/>
+        </w:rPr>
         <w:t xml:space="preserve">Demo data (optional):</w:t>
       </w:r>
       <w:r>
@@ -4793,7 +4847,7 @@
         <w:t xml:space="preserve"> </w:t>
       </w:r>
       <w:r>
-        <w:t xml:space="preserve">- Backend tests: 763 passed, 1 skipped. Browser tests: 31 passed, 1 skipped. Frontend tests: 365 passed.</w:t>
+        <w:t xml:space="preserve">- Tests (2026-10-21): backend 786 passed and 1 skipped on a clean checkout (787 with the model file); browser 61 passed, 2 skipped; frontend 386 passed; ML 61; contract 147.</w:t>
       </w:r>
     </w:p>
     <w:p>

--- a/docs/exports/EcoMind-AI-Project-Guide.docx
+++ b/docs/exports/EcoMind-AI-Project-Guide.docx
@@ -2731,7 +2731,7 @@
         <w:t xml:space="preserve"> </w:t>
       </w:r>
       <w:r>
-        <w:t xml:space="preserve">It would label a photo as plastic, paper, cardboard, glass, metal or</w:t>
+        <w:t xml:space="preserve">It would label a photo as cardboard, glass, metal, paper or plastic (only these five;</w:t>
       </w:r>
       <w:r>
         <w:t xml:space="preserve"> </w:t>
@@ -2743,20 +2743,83 @@
         <w:t xml:space="preserve"> </w:t>
       </w:r>
       <w:r>
-        <w:t xml:space="preserve">(only these six). A candidate model scored 86.7% accuracy on its own held-out photos from the TrashNet dataset (a tidy, studio-style photo set), but only 45.4% on a different public dataset, which shows it would not cope with real street photos. So it is a</w:t>
-      </w:r>
-      <w:r>
-        <w:t xml:space="preserve"> </w:t>
-      </w:r>
-      <w:r>
-        <w:rPr>
-          <w:b/>
-          <w:bCs/>
-        </w:rPr>
-        <w:t xml:space="preserve">candidate, not approved, and the file is not even in the repository</w:t>
-      </w:r>
-      <w:r>
-        <w:t xml:space="preserve">. The screen says so. Photos it is unsure about go to a human review queue. More data could not be used because the licences forbid it (RealWaste is non-commercial, TrashBox has no licence, and TACO yielded no usable images).</w:t>
+        <w:t xml:space="preserve">and food, vegetation or textile are deliberately</w:t>
+      </w:r>
+      <w:r>
+        <w:t xml:space="preserve"> </w:t>
+      </w:r>
+      <w:r>
+        <w:rPr>
+          <w:i/>
+          <w:iCs/>
+        </w:rPr>
+        <w:t xml:space="preserve">not</w:t>
+      </w:r>
+      <w:r>
+        <w:t xml:space="preserve"> </w:t>
+      </w:r>
+      <w:r>
+        <w:t xml:space="preserve">guessed). An earlier model trained on the TrashNet photo set was</w:t>
+      </w:r>
+      <w:r>
+        <w:t xml:space="preserve"> </w:t>
+      </w:r>
+      <w:r>
+        <w:rPr>
+          <w:b/>
+          <w:bCs/>
+        </w:rPr>
+        <w:t xml:space="preserve">withdrawn</w:t>
+      </w:r>
+      <w:r>
+        <w:t xml:space="preserve"> </w:t>
+      </w:r>
+      <w:r>
+        <w:t xml:space="preserve">because the project has no written permission for those photographs. The current candidate is trained only on RealWaste (photos from one Australian waste facility): it scored 89.5% on its own held-out photos, but it</w:t>
+      </w:r>
+      <w:r>
+        <w:t xml:space="preserve"> </w:t>
+      </w:r>
+      <w:r>
+        <w:rPr>
+          <w:b/>
+          <w:bCs/>
+        </w:rPr>
+        <w:t xml:space="preserve">failed</w:t>
+      </w:r>
+      <w:r>
+        <w:t xml:space="preserve"> </w:t>
+      </w:r>
+      <w:r>
+        <w:t xml:space="preserve">one of the tests we set in advance (it sent only 79.7% of food, plant, textile and miscellaneous items to a person instead of the required 90%), nobody has tested it on Hyderabad photos, and the dataset’s licence is contested (non-commercial or not: the authors must say). So it is a</w:t>
+      </w:r>
+      <w:r>
+        <w:t xml:space="preserve"> </w:t>
+      </w:r>
+      <w:r>
+        <w:rPr>
+          <w:b/>
+          <w:bCs/>
+        </w:rPr>
+        <w:t xml:space="preserve">research candidate, not approved, inactive, and the file is not even in the repository</w:t>
+      </w:r>
+      <w:r>
+        <w:t xml:space="preserve">. The API refuses to switch it on. The screen says so. Photos it is unsure about go to a human review queue. A consented Hyderabad photo collection is written up in</w:t>
+      </w:r>
+      <w:r>
+        <w:t xml:space="preserve"> </w:t>
+      </w:r>
+      <w:r>
+        <w:rPr>
+          <w:rStyle w:val="VerbatimChar"/>
+        </w:rPr>
+        <w:t xml:space="preserve">docs/ml/field-evaluation-protocol.md</w:t>
+      </w:r>
+      <w:r>
+        <w:t xml:space="preserve"> </w:t>
+      </w:r>
+      <w:r>
+        <w:t xml:space="preserve">but has not started.</w:t>
       </w:r>
     </w:p>
     <w:p>
@@ -4847,7 +4910,7 @@
         <w:t xml:space="preserve"> </w:t>
       </w:r>
       <w:r>
-        <w:t xml:space="preserve">- Tests (2026-10-21): backend 786 passed and 1 skipped on a clean checkout (787 with the model file); browser 61 passed, 2 skipped; frontend 386 passed; ML 61; contract 147.</w:t>
+        <w:t xml:space="preserve">- Tests (2026-10-21): backend 788 passed with the git-ignored 2.0.0 artifact present (a clean checkout skips the one artifact-parity test); browser 61 passed, 2 skipped (last run 2026-10-21, not re-run for the TrashNet removal); frontend 386 passed; ML 118; contract 147 (2026-10-22).</w:t>
       </w:r>
     </w:p>
     <w:p>
